--- a/docs/ayuntamiento-valencia/2_Cuestionario_Inicial_PulsePath.docx
+++ b/docs/ayuntamiento-valencia/2_Cuestionario_Inicial_PulsePath.docx
@@ -433,10 +433,19 @@
         <w:rPr>
           <w:b/>
         </w:rPr>
-        <w:t>Pendiente / en curso antes de la presentación formal:</w:t>
+        <w:t>Antes de activar a ninguna persona trabajadora municipal</w:t>
       </w:r>
       <w:r>
-        <w:t xml:space="preserve"> preflight real con {{N_PARTICIPANTES_PREFLIGHT}} voluntarios externos durante 7–14 días (usabilidad, sincronización, ejercicio del derecho de supresión, verificación K≥5). Resultados previstos a incorporar: adherencia {{ADHERENCIA_DIARIA}}, abandono {{TASA_ABANDONO}}. Demo pública: {{URL_DEMO}}.</w:t>
+        <w:t xml:space="preserve"> se ejecutará un preflight con voluntariado adulto externo (objetivo: 30 personas, 14 días), con criterios de puerta definidos —adherencia, abandono, latencia del PVT, incidencias de sincronización y cero pérdida de datos—, y sus resultados se entregarán al Ayuntamiento antes del inicio. Demostración disponible </w:t>
+      </w:r>
+      <w:r>
+        <w:rPr>
+          <w:b/>
+        </w:rPr>
+        <w:t>bajo petición</w:t>
+      </w:r>
+      <w:r>
+        <w:t>; no hay URL pública desplegada en el momento de esta solicitud.</w:t>
       </w:r>
     </w:p>
     <w:p>
@@ -933,7 +942,7 @@
         <w:t>H2.</w:t>
       </w:r>
       <w:r>
-        <w:t xml:space="preserve"> La adherencia diaria se mantendrá por encima del umbral operativo fijado tras el preflight (referencia a completar: {{ADHERENCIA_DIARIA}}).</w:t>
+        <w:t xml:space="preserve"> La adherencia diaria se mantendrá por encima del umbral operativo fijado tras el preflight previo a la activación municipal.</w:t>
       </w:r>
     </w:p>
     <w:p>
@@ -973,7 +982,7 @@
     </w:p>
     <w:p>
       <w:r>
-        <w:t>Criterios de éxito del piloto (orientativos; se confirman tras preflight):</w:t>
+        <w:t>Criterios de éxito del piloto (orientativos; se confirman tras el preflight previo):</w:t>
       </w:r>
     </w:p>
     <w:tbl>
@@ -1046,7 +1055,7 @@
           <w:p>
             <w:r/>
             <w:r>
-              <w:t>≥ umbral derivado del preflight (marcador {{ADHERENCIA_DIARIA}}) y, en todo caso, suficiente para análisis agregados estables</w:t>
+              <w:t>≥ umbral derivado del preflight y, en todo caso, suficiente para análisis agregados estables</w:t>
             </w:r>
           </w:p>
         </w:tc>
@@ -1070,7 +1079,7 @@
           <w:p>
             <w:r/>
             <w:r>
-              <w:t>≤ referencia del preflight ({{TASA_ABANDONO}}) o justificada</w:t>
+              <w:t>≤ referencia del preflight o justificada</w:t>
             </w:r>
           </w:p>
         </w:tc>
@@ -1241,15 +1250,15 @@
         <w:rPr>
           <w:b/>
         </w:rPr>
-        <w:t>TRL 6</w:t>
+        <w:t>TRL 5</w:t>
       </w:r>
       <w:r>
-        <w:t xml:space="preserve"> (declaración a formalizar con datos del preflight real). El sistema se habrá demostrado en un entorno relevante controlado (voluntarios externos, 7–14 días) antes de la presentación o, como máximo, como condición suspensiva documentada al inicio del piloto municipal.</w:t>
+        <w:t xml:space="preserve"> (tecnología validada en entorno relevante). El sistema está construido e integrado, pero aún no ha sido validado operativamente con una plantilla laboral real; por eso se solicita el Sandbox. Antes de activar a ninguna persona trabajadora municipal se ejecutará un preflight con voluntariado adulto externo (objetivo: 30 personas, 14 días) y se entregarán sus resultados al Ayuntamiento.</w:t>
       </w:r>
     </w:p>
     <w:p>
       <w:r>
-        <w:t>Evidencias de base ya existentes (TRL 5→6):</w:t>
+        <w:t>Evidencias de base ya existentes:</w:t>
       </w:r>
     </w:p>
     <w:p>
@@ -1260,7 +1269,7 @@
         <w:t xml:space="preserve">• </w:t>
       </w:r>
       <w:r>
-        <w:t>prototipo integrado desplegable;</w:t>
+        <w:t>prototipo integrado en entorno de pruebas;</w:t>
       </w:r>
     </w:p>
     <w:p>
@@ -1315,7 +1324,7 @@
         <w:t xml:space="preserve">• </w:t>
       </w:r>
       <w:r>
-        <w:t>demo pública: {{URL_DEMO}}.</w:t>
+        <w:t>demostración disponible bajo petición (sin URL pública desplegada en este momento).</w:t>
       </w:r>
     </w:p>
     <w:p>
@@ -1912,186 +1921,6 @@
         <w:t xml:space="preserve"> garantía por daños a bienes públicos — se solicita dimensionamiento mínimo / no exigencia, por tipología de actividad sin intervención física.</w:t>
       </w:r>
     </w:p>
-    <w:p>
-      <w:pPr>
-        <w:pStyle w:val="Heading2"/>
-      </w:pPr>
-      <w:r>
-        <w:t>Marcadores pendientes de cumplimentar con datos reales</w:t>
-      </w:r>
-    </w:p>
-    <w:tbl>
-      <w:tblPr>
-        <w:tblStyle w:val="TableGrid"/>
-        <w:tblW w:type="auto" w:w="0"/>
-        <w:tblLayout w:type="autofit"/>
-        <w:tblLook w:firstColumn="1" w:firstRow="1" w:lastColumn="0" w:lastRow="0" w:noHBand="0" w:noVBand="1" w:val="04A0"/>
-      </w:tblPr>
-      <w:tblGrid>
-        <w:gridCol w:w="4320"/>
-        <w:gridCol w:w="4320"/>
-      </w:tblGrid>
-      <w:tr>
-        <w:tc>
-          <w:tcPr>
-            <w:tcW w:type="dxa" w:w="4320"/>
-            <w:shd w:fill="D9EAF7"/>
-          </w:tcPr>
-          <w:p>
-            <w:r>
-              <w:rPr>
-                <w:b/>
-              </w:rPr>
-            </w:r>
-            <w:r>
-              <w:rPr>
-                <w:b/>
-              </w:rPr>
-              <w:t>Marcador</w:t>
-            </w:r>
-          </w:p>
-        </w:tc>
-        <w:tc>
-          <w:tcPr>
-            <w:tcW w:type="dxa" w:w="4320"/>
-            <w:shd w:fill="D9EAF7"/>
-          </w:tcPr>
-          <w:p>
-            <w:r>
-              <w:rPr>
-                <w:b/>
-              </w:rPr>
-            </w:r>
-            <w:r>
-              <w:rPr>
-                <w:b/>
-              </w:rPr>
-              <w:t>Significado</w:t>
-            </w:r>
-          </w:p>
-        </w:tc>
-      </w:tr>
-      <w:tr>
-        <w:tc>
-          <w:tcPr>
-            <w:tcW w:type="dxa" w:w="4320"/>
-          </w:tcPr>
-          <w:p>
-            <w:r/>
-            <w:r>
-              <w:rPr>
-                <w:rFonts w:ascii="Consolas" w:hAnsi="Consolas"/>
-                <w:b/>
-                <w:color w:val="B14B00"/>
-                <w:sz w:val="19"/>
-              </w:rPr>
-              <w:t>{{N_PARTICIPANTES_PREFLIGHT}}</w:t>
-            </w:r>
-          </w:p>
-        </w:tc>
-        <w:tc>
-          <w:tcPr>
-            <w:tcW w:type="dxa" w:w="4320"/>
-          </w:tcPr>
-          <w:p>
-            <w:r/>
-            <w:r>
-              <w:t>Número de voluntarios del preflight</w:t>
-            </w:r>
-          </w:p>
-        </w:tc>
-      </w:tr>
-      <w:tr>
-        <w:tc>
-          <w:tcPr>
-            <w:tcW w:type="dxa" w:w="4320"/>
-          </w:tcPr>
-          <w:p>
-            <w:r/>
-            <w:r>
-              <w:rPr>
-                <w:rFonts w:ascii="Consolas" w:hAnsi="Consolas"/>
-                <w:b/>
-                <w:color w:val="B14B00"/>
-                <w:sz w:val="19"/>
-              </w:rPr>
-              <w:t>{{ADHERENCIA_DIARIA}}</w:t>
-            </w:r>
-          </w:p>
-        </w:tc>
-        <w:tc>
-          <w:tcPr>
-            <w:tcW w:type="dxa" w:w="4320"/>
-          </w:tcPr>
-          <w:p>
-            <w:r/>
-            <w:r>
-              <w:t>Adherencia diaria del preflight</w:t>
-            </w:r>
-          </w:p>
-        </w:tc>
-      </w:tr>
-      <w:tr>
-        <w:tc>
-          <w:tcPr>
-            <w:tcW w:type="dxa" w:w="4320"/>
-          </w:tcPr>
-          <w:p>
-            <w:r/>
-            <w:r>
-              <w:rPr>
-                <w:rFonts w:ascii="Consolas" w:hAnsi="Consolas"/>
-                <w:b/>
-                <w:color w:val="B14B00"/>
-                <w:sz w:val="19"/>
-              </w:rPr>
-              <w:t>{{TASA_ABANDONO}}</w:t>
-            </w:r>
-          </w:p>
-        </w:tc>
-        <w:tc>
-          <w:tcPr>
-            <w:tcW w:type="dxa" w:w="4320"/>
-          </w:tcPr>
-          <w:p>
-            <w:r/>
-            <w:r>
-              <w:t>Tasa de abandono del preflight</w:t>
-            </w:r>
-          </w:p>
-        </w:tc>
-      </w:tr>
-      <w:tr>
-        <w:tc>
-          <w:tcPr>
-            <w:tcW w:type="dxa" w:w="4320"/>
-          </w:tcPr>
-          <w:p>
-            <w:r/>
-            <w:r>
-              <w:rPr>
-                <w:rFonts w:ascii="Consolas" w:hAnsi="Consolas"/>
-                <w:b/>
-                <w:color w:val="B14B00"/>
-                <w:sz w:val="19"/>
-              </w:rPr>
-              <w:t>{{URL_DEMO}}</w:t>
-            </w:r>
-          </w:p>
-        </w:tc>
-        <w:tc>
-          <w:tcPr>
-            <w:tcW w:type="dxa" w:w="4320"/>
-          </w:tcPr>
-          <w:p>
-            <w:r/>
-            <w:r>
-              <w:t>URL de la demo pública funcional</w:t>
-            </w:r>
-          </w:p>
-        </w:tc>
-      </w:tr>
-    </w:tbl>
     <w:sectPr>
       <w:pgSz w:w="12240" w:h="15840"/>
       <w:pgMar w:top="1440" w:right="1800" w:bottom="1440" w:left="1800" w:header="720" w:footer="720" w:gutter="0"/>
